--- a/v2/docs/role_guides/01_code_review_pipeline_validation.docx
+++ b/v2/docs/role_guides/01_code_review_pipeline_validation.docx
@@ -7,7 +7,7 @@
         <w:pStyle w:val="Title"/>
       </w:pPr>
       <w:r>
-        <w:t>1번 코드 리뷰 / 파이프라인 검증 업무지시서</w:t>
+        <w:t>1번 E2E Gate 총괄 업무지시서</w:t>
       </w:r>
     </w:p>
     <w:p>
@@ -15,7 +15,7 @@
         <w:rPr>
           <w:b/>
         </w:rPr>
-        <w:t>v2가 독립적으로 처음부터 끝까지 실행 가능한지 확인하는 역할</w:t>
+        <w:t>전체 코드리뷰가 아니라 stage 연결부와 full run GO/STOP을 판단하는 역할</w:t>
       </w:r>
     </w:p>
     <w:p>
@@ -82,7 +82,7 @@
             </w:r>
             <w:r>
               <w:br/>
-              <w:t>full benchmark 전에 v2 파이프라인의 깨지는 연결부를 찾아 막는다.</w:t>
+              <w:t>각 담당자의 1차 리뷰 결과를 모아 full benchmark GO/STOP을 판단한다.</w:t>
             </w:r>
           </w:p>
         </w:tc>
@@ -99,7 +99,7 @@
     </w:p>
     <w:p>
       <w:r>
-        <w:t>이 역할은 전체 코드를 다 외우는 사람이 아니라, limited server run 전에 파이프라인이 깨질 지점을 먼저 찾아내는 검증 담당자다. 학습 자체보다 run_id, output path, stage 연결, smoke gate가 문서 계약과 맞는지 본다.</w:t>
+        <w:t>이 역할은 전체 코드를 다 외우거나 모든 파트를 리뷰하는 사람이 아니다. 각 담당자가 자기 파트 코드를 1차 리뷰한 결과를 취합하고, limited server run 전에 run_id, output path, stage 연결, smoke gate가 문서 계약과 맞는지 판단한다.</w:t>
       </w:r>
     </w:p>
     <w:p>
@@ -116,7 +116,7 @@
         <w:spacing w:before="0" w:after="80" w:line="280" w:lineRule="auto"/>
       </w:pPr>
       <w:r>
-        <w:t>v2만 열어도 실행 경로와 산출물 계약을 이해할 수 있는지 확인한다.</w:t>
+        <w:t>2~5번 담당자의 1차 리뷰 보고를 취합한다.</w:t>
       </w:r>
     </w:p>
     <w:p>
@@ -125,7 +125,7 @@
         <w:spacing w:before="0" w:after="80" w:line="280" w:lineRule="auto"/>
       </w:pPr>
       <w:r>
-        <w:t>run.sh, CLI, config, output contract가 같은 run_id를 쓰는지 확인한다.</w:t>
+        <w:t>v2/run.sh, CLI, manifest, paths, artifacts, scripts gate만 깊게 본다.</w:t>
       </w:r>
     </w:p>
     <w:p>
@@ -134,7 +134,7 @@
         <w:spacing w:before="0" w:after="80" w:line="280" w:lineRule="auto"/>
       </w:pPr>
       <w:r>
-        <w:t>dry-run, aggregate, xai-bundle, report, dashboard가 순서대로 실패 없이 도는지 확인한다.</w:t>
+        <w:t>dry-run, aggregate, xai-bundle, report, dashboard가 같은 run_id/output root를 공유하는지 확인한다.</w:t>
       </w:r>
     </w:p>
     <w:p>
@@ -143,7 +143,7 @@
         <w:spacing w:before="0" w:after="80" w:line="280" w:lineRule="auto"/>
       </w:pPr>
       <w:r>
-        <w:t>v1 경로를 실행 기준으로 다시 참조하는 부분이 있는지 찾는다.</w:t>
+        <w:t>full 120 run 전에 P0/P1 문제와 나중에 고쳐도 되는 문제를 구분한다.</w:t>
       </w:r>
     </w:p>
     <w:p>
@@ -152,7 +152,7 @@
         <w:spacing w:before="0" w:after="80" w:line="280" w:lineRule="auto"/>
       </w:pPr>
       <w:r>
-        <w:t>팀원이 서버 시간을 쓰기 전 반드시 고쳐야 할 문제와 나중에 고쳐도 되는 문제를 구분한다.</w:t>
+        <w:t>GO/STOP 판단을 팀장에게 보고한다.</w:t>
       </w:r>
     </w:p>
     <w:p>
@@ -206,6 +206,15 @@
       </w:pPr>
       <w:r>
         <w:t>v2/docs/15_runtime_code_validation_matrix.md</w:t>
+      </w:r>
+    </w:p>
+    <w:p>
+      <w:pPr>
+        <w:pStyle w:val="ListBullet"/>
+        <w:spacing w:before="0" w:after="80" w:line="280" w:lineRule="auto"/>
+      </w:pPr>
+      <w:r>
+        <w:t>v2/docs/20_role_file_review_matrix.md</w:t>
       </w:r>
     </w:p>
     <w:p>
@@ -308,13 +317,19 @@
               <w:br/>
               <w:t>v2/pipeline/cli.py</w:t>
               <w:br/>
+              <w:t>v2/pipeline/runner.py</w:t>
+              <w:br/>
+              <w:t>v2/pipeline/manifest.py</w:t>
+              <w:br/>
+              <w:t>v2/pipeline/paths.py</w:t>
+              <w:br/>
               <w:t>v2/pipeline/schema.py</w:t>
               <w:br/>
               <w:t>v2/pipeline/artifacts.py</w:t>
               <w:br/>
-              <w:t>v2/pipeline/output_contract.py</w:t>
+              <w:t>v2/configs/v2_15seed.json</w:t>
               <w:br/>
-              <w:t>v2/configs/v2_15seed.json</w:t>
+              <w:t>v2/scripts/daily.sh</w:t>
               <w:br/>
               <w:t>v2/scripts/gate_check.py</w:t>
             </w:r>
@@ -693,6 +708,50 @@
         <w:pStyle w:val="Heading1"/>
       </w:pPr>
       <w:r>
+        <w:t>1번이 직접 리뷰하지 않는 파일</w:t>
+      </w:r>
+    </w:p>
+    <w:p>
+      <w:pPr>
+        <w:pStyle w:val="ListBullet"/>
+        <w:spacing w:before="0" w:after="80" w:line="280" w:lineRule="auto"/>
+      </w:pPr>
+      <w:r>
+        <w:t>학습 세부 로직: 2번이 v2/pipeline/training_adapter.py, v2/runtime/experiment_core.py, v2/runtime/run_experiments.py, v2/runtime/utils.py를 1차 리뷰한다.</w:t>
+      </w:r>
+    </w:p>
+    <w:p>
+      <w:pPr>
+        <w:pStyle w:val="ListBullet"/>
+        <w:spacing w:before="0" w:after="80" w:line="280" w:lineRule="auto"/>
+      </w:pPr>
+      <w:r>
+        <w:t>통계 세부 로직: 3번이 v2/pipeline/statistics.py와 v2/pipeline/schema.py를 1차 리뷰한다.</w:t>
+      </w:r>
+    </w:p>
+    <w:p>
+      <w:pPr>
+        <w:pStyle w:val="ListBullet"/>
+        <w:spacing w:before="0" w:after="80" w:line="280" w:lineRule="auto"/>
+      </w:pPr>
+      <w:r>
+        <w:t>XAI 세부 로직: 4번이 v2/pipeline/xai.py, v2/pipeline/xai_sampling.py, v2/pipeline/xai_bundle.py, v2/runtime/experiment_xai.py를 1차 리뷰한다.</w:t>
+      </w:r>
+    </w:p>
+    <w:p>
+      <w:pPr>
+        <w:pStyle w:val="ListBullet"/>
+        <w:spacing w:before="0" w:after="80" w:line="280" w:lineRule="auto"/>
+      </w:pPr>
+      <w:r>
+        <w:t>보고서/대시보드: 5번이 v2/pipeline/reporting.py, v2/runtime/dashboard_app.py, v2/runtime/experiment_dashboard.py를 1차 리뷰한다.</w:t>
+      </w:r>
+    </w:p>
+    <w:p>
+      <w:pPr>
+        <w:pStyle w:val="Heading1"/>
+      </w:pPr>
+      <w:r>
         <w:t>서버 실행 전 금지선</w:t>
       </w:r>
     </w:p>
@@ -790,6 +849,15 @@
         <w:spacing w:before="0" w:after="80" w:line="280" w:lineRule="auto"/>
       </w:pPr>
       <w:r>
+        <w:t>2~5번의 파트별 코드리뷰를 대신 떠안으면 병목이 된다.</w:t>
+      </w:r>
+    </w:p>
+    <w:p>
+      <w:pPr>
+        <w:pStyle w:val="ListBullet"/>
+        <w:spacing w:before="0" w:after="80" w:line="280" w:lineRule="auto"/>
+      </w:pPr>
+      <w:r>
         <w:t>v1 archive 문서를 실행 기준으로 삼으면 안 된다.</w:t>
       </w:r>
     </w:p>
@@ -845,7 +913,7 @@
             </w:r>
             <w:r>
               <w:br/>
-              <w:t>너는 HateSpeachStudy v2의 코드 리뷰/파이프라인 검증 담당자다. v2 폴더만 기준으로 run_id, output path, stage 연결, dry-run, aggregate, xai-bundle, report, dashboard가 문서 계약과 맞는지 검토해라. 수정이 필요하면 파일명, 이유, 검증 명령을 함께 제시해라.</w:t>
+              <w:t>너는 HateSpeachStudy v2의 E2E Gate 총괄 담당자다. 전체 코드리뷰를 떠안지 말고 v2/run.sh, v2/pipeline/cli.py, runner.py, manifest.py, paths.py, artifacts.py, v2/scripts/daily.sh, gate_check.py를 중심으로 run_id, output path, stage 연결, smoke/full gate가 맞는지 검토해라. 2~5번 담당자의 1차 리뷰 결과를 취합해 GO/STOP 판단표를 만들어라.</w:t>
             </w:r>
           </w:p>
         </w:tc>

--- a/v2/docs/role_guides/01_code_review_pipeline_validation.docx
+++ b/v2/docs/role_guides/01_code_review_pipeline_validation.docx
@@ -153,6 +153,24 @@
       </w:pPr>
       <w:r>
         <w:t>GO/STOP 판단을 팀장에게 보고한다.</w:t>
+      </w:r>
+    </w:p>
+    <w:p>
+      <w:pPr>
+        <w:pStyle w:val="ListBullet"/>
+        <w:spacing w:before="0" w:after="80" w:line="280" w:lineRule="auto"/>
+      </w:pPr>
+      <w:r>
+        <w:t>서버 SSH 안 들어감 — 로컬에서 ./scripts/daily.sh 매일 1회 + git pull로 산출물 검수만.</w:t>
+      </w:r>
+    </w:p>
+    <w:p>
+      <w:pPr>
+        <w:pStyle w:val="ListBullet"/>
+        <w:spacing w:before="0" w:after="80" w:line="280" w:lineRule="auto"/>
+      </w:pPr>
+      <w:r>
+        <w:t>학습 실행은 2번이 단독으로 책임. 1번은 로컬에서 Gate 결과 취합 + 단톡 보고.</w:t>
       </w:r>
     </w:p>
     <w:p>

--- a/v2/docs/role_guides/01_code_review_pipeline_validation.docx
+++ b/v2/docs/role_guides/01_code_review_pipeline_validation.docx
@@ -171,6 +171,33 @@
       </w:pPr>
       <w:r>
         <w:t>학습 실행은 2번이 단독으로 책임. 1번은 로컬에서 Gate 결과 취합 + 단톡 보고.</w:t>
+      </w:r>
+    </w:p>
+    <w:p>
+      <w:pPr>
+        <w:pStyle w:val="ListBullet"/>
+        <w:spacing w:before="0" w:after="80" w:line="280" w:lineRule="auto"/>
+      </w:pPr>
+      <w:r>
+        <w:t>[GitHub Actions 자동화 도입 — 2026-05-17 추가] daily.sh는 push마다 .github/workflows/preflight.yml이 자동 실행. 1번은 GitHub Actions UI 또는 PR check에서 결과만 확인하면 됨.</w:t>
+      </w:r>
+    </w:p>
+    <w:p>
+      <w:pPr>
+        <w:pStyle w:val="ListBullet"/>
+        <w:spacing w:before="0" w:after="80" w:line="280" w:lineRule="auto"/>
+      </w:pPr>
+      <w:r>
+        <w:t>1번이 손으로 daily.sh 돌리는 시점: D0/D2/D3(★ GO 결정)/D5/D7/D10 마일스톤 6회만. 매일 X.</w:t>
+      </w:r>
+    </w:p>
+    <w:p>
+      <w:pPr>
+        <w:pStyle w:val="ListBullet"/>
+        <w:spacing w:before="0" w:after="80" w:line="280" w:lineRule="auto"/>
+      </w:pPr>
+      <w:r>
+        <w:t>그 외 시간은 5번 Author와 글쓰기 페어에 투자 (척추 메시지·금지 표현·발표 톤 검수).</w:t>
       </w:r>
     </w:p>
     <w:p>
